--- a/Laboratorio 2/Laboratorio 2.docx
+++ b/Laboratorio 2/Laboratorio 2.docx
@@ -5,43 +5,672 @@
     <w:p>
       <w:pPr>
         <w:rPr>
+          <w:b/>
+          <w:bCs/>
           <w:noProof/>
         </w:rPr>
       </w:pPr>
       <w:r>
         <w:rPr>
+          <w:b/>
+          <w:bCs/>
           <w:noProof/>
         </w:rPr>
-        <w:t xml:space="preserve">Introduccion </w:t>
+        <w:t>Introducci</w:t>
+      </w:r>
+      <w:r>
+        <w:rPr>
+          <w:b/>
+          <w:bCs/>
+          <w:noProof/>
+        </w:rPr>
+        <w:t>ó</w:t>
+      </w:r>
+      <w:r>
+        <w:rPr>
+          <w:b/>
+          <w:bCs/>
+          <w:noProof/>
+        </w:rPr>
+        <w:t xml:space="preserve">n </w:t>
+      </w:r>
+    </w:p>
+    <w:p>
+      <w:pPr>
+        <w:jc w:val="both"/>
+      </w:pPr>
+      <w:r>
+        <w:t xml:space="preserve">Este laboratorio </w:t>
+      </w:r>
+      <w:r>
+        <w:t>está</w:t>
+      </w:r>
+      <w:r>
+        <w:t xml:space="preserve"> basado en el curso de redes de computadoras del canal de YouTube </w:t>
+      </w:r>
+      <w:proofErr w:type="spellStart"/>
+      <w:r>
+        <w:t>Jeremy’s</w:t>
+      </w:r>
+      <w:proofErr w:type="spellEnd"/>
+      <w:r>
+        <w:t xml:space="preserve"> IT </w:t>
+      </w:r>
+      <w:proofErr w:type="spellStart"/>
+      <w:r>
+        <w:t>Lab</w:t>
+      </w:r>
+      <w:proofErr w:type="spellEnd"/>
+      <w:r>
+        <w:t xml:space="preserve">, orientado a enseñar conceptos clave para la obtención de la certificación CCNA 200-301. Aclarando que los recursos tales como los archivos PKT y las imágenes adjuntas en el documento como la topología de red entre otras, corresponden directamente al autor del canal. </w:t>
       </w:r>
     </w:p>
     <w:p>
       <w:pPr>
         <w:rPr>
+          <w:b/>
+          <w:bCs/>
           <w:noProof/>
         </w:rPr>
       </w:pPr>
-      <w:r>
-        <w:rPr>
-          <w:noProof/>
-        </w:rPr>
-        <w:t>Objetivo</w:t>
-      </w:r>
     </w:p>
     <w:p>
       <w:pPr>
         <w:rPr>
+          <w:b/>
+          <w:bCs/>
           <w:noProof/>
         </w:rPr>
       </w:pPr>
       <w:r>
         <w:rPr>
+          <w:b/>
+          <w:bCs/>
+          <w:noProof/>
+        </w:rPr>
+        <w:t>Objetivo</w:t>
+      </w:r>
+    </w:p>
+    <w:p>
+      <w:pPr>
+        <w:jc w:val="both"/>
+      </w:pPr>
+      <w:r>
+        <w:t>Identificar y entender los conceptos del estándar Ethernet (802.3), así como realizar la conexión entre dispositivos con sus respectivos cables</w:t>
+      </w:r>
+      <w:r>
+        <w:t>, teniendo en cuenta la distancia sugerida entre ellos</w:t>
+      </w:r>
+      <w:r>
+        <w:t>.</w:t>
+      </w:r>
+      <w:r>
+        <w:t xml:space="preserve"> </w:t>
+      </w:r>
+    </w:p>
+    <w:p>
+      <w:pPr>
+        <w:rPr>
+          <w:b/>
+          <w:bCs/>
+          <w:noProof/>
+        </w:rPr>
+      </w:pPr>
+    </w:p>
+    <w:p>
+      <w:pPr>
+        <w:rPr>
+          <w:b/>
+          <w:bCs/>
+          <w:noProof/>
+        </w:rPr>
+      </w:pPr>
+      <w:r>
+        <w:rPr>
+          <w:b/>
+          <w:bCs/>
           <w:noProof/>
         </w:rPr>
         <w:t>Topologia</w:t>
       </w:r>
     </w:p>
     <w:p>
+      <w:r>
+        <w:rPr>
+          <w:noProof/>
+        </w:rPr>
+        <mc:AlternateContent>
+          <mc:Choice Requires="wps">
+            <w:drawing>
+              <wp:anchor distT="45720" distB="45720" distL="114300" distR="114300" simplePos="0" relativeHeight="251665408" behindDoc="0" locked="0" layoutInCell="1" allowOverlap="1" wp14:anchorId="22A834E1" wp14:editId="5B9C26B9">
+                <wp:simplePos x="0" y="0"/>
+                <wp:positionH relativeFrom="column">
+                  <wp:posOffset>4445743</wp:posOffset>
+                </wp:positionH>
+                <wp:positionV relativeFrom="paragraph">
+                  <wp:posOffset>2963078</wp:posOffset>
+                </wp:positionV>
+                <wp:extent cx="568960" cy="292735"/>
+                <wp:effectExtent l="0" t="0" r="21590" b="12065"/>
+                <wp:wrapNone/>
+                <wp:docPr id="688615152" name="Cuadro de texto 2"/>
+                <wp:cNvGraphicFramePr>
+                  <a:graphicFrameLocks xmlns:a="http://schemas.openxmlformats.org/drawingml/2006/main"/>
+                </wp:cNvGraphicFramePr>
+                <a:graphic xmlns:a="http://schemas.openxmlformats.org/drawingml/2006/main">
+                  <a:graphicData uri="http://schemas.microsoft.com/office/word/2010/wordprocessingShape">
+                    <wps:wsp>
+                      <wps:cNvSpPr txBox="1">
+                        <a:spLocks noChangeArrowheads="1"/>
+                      </wps:cNvSpPr>
+                      <wps:spPr bwMode="auto">
+                        <a:xfrm>
+                          <a:off x="0" y="0"/>
+                          <a:ext cx="568960" cy="292735"/>
+                        </a:xfrm>
+                        <a:prstGeom prst="rect">
+                          <a:avLst/>
+                        </a:prstGeom>
+                        <a:solidFill>
+                          <a:srgbClr val="FFFFFF"/>
+                        </a:solidFill>
+                        <a:ln w="9525">
+                          <a:solidFill>
+                            <a:srgbClr val="000000"/>
+                          </a:solidFill>
+                          <a:miter lim="800000"/>
+                          <a:headEnd/>
+                          <a:tailEnd/>
+                        </a:ln>
+                      </wps:spPr>
+                      <wps:txbx>
+                        <w:txbxContent>
+                          <w:p>
+                            <w:r>
+                              <w:t xml:space="preserve">LAN </w:t>
+                            </w:r>
+                            <w:r>
+                              <w:t>2</w:t>
+                            </w:r>
+                            <w:r>
+                              <w:rPr>
+                                <w:noProof/>
+                              </w:rPr>
+                              <w:drawing>
+                                <wp:inline distT="0" distB="0" distL="0" distR="0" wp14:anchorId="4E9B3C05" wp14:editId="345A6E7F">
+                                  <wp:extent cx="173355" cy="192405"/>
+                                  <wp:effectExtent l="0" t="0" r="0" b="0"/>
+                                  <wp:docPr id="2045712740" name="Imagen 2"/>
+                                  <wp:cNvGraphicFramePr>
+                                    <a:graphicFrameLocks xmlns:a="http://schemas.openxmlformats.org/drawingml/2006/main" noChangeAspect="1"/>
+                                  </wp:cNvGraphicFramePr>
+                                  <a:graphic xmlns:a="http://schemas.openxmlformats.org/drawingml/2006/main">
+                                    <a:graphicData uri="http://schemas.openxmlformats.org/drawingml/2006/picture">
+                                      <pic:pic xmlns:pic="http://schemas.openxmlformats.org/drawingml/2006/picture">
+                                        <pic:nvPicPr>
+                                          <pic:cNvPr id="0" name="Picture 1"/>
+                                          <pic:cNvPicPr>
+                                            <a:picLocks noChangeAspect="1" noChangeArrowheads="1"/>
+                                          </pic:cNvPicPr>
+                                        </pic:nvPicPr>
+                                        <pic:blipFill>
+                                          <a:blip r:embed="rId5">
+                                            <a:extLst>
+                                              <a:ext uri="{28A0092B-C50C-407E-A947-70E740481C1C}">
+                                                <a14:useLocalDpi xmlns:a14="http://schemas.microsoft.com/office/drawing/2010/main" val="0"/>
+                                              </a:ext>
+                                            </a:extLst>
+                                          </a:blip>
+                                          <a:srcRect/>
+                                          <a:stretch>
+                                            <a:fillRect/>
+                                          </a:stretch>
+                                        </pic:blipFill>
+                                        <pic:spPr bwMode="auto">
+                                          <a:xfrm>
+                                            <a:off x="0" y="0"/>
+                                            <a:ext cx="173355" cy="192405"/>
+                                          </a:xfrm>
+                                          <a:prstGeom prst="rect">
+                                            <a:avLst/>
+                                          </a:prstGeom>
+                                          <a:noFill/>
+                                          <a:ln>
+                                            <a:noFill/>
+                                          </a:ln>
+                                        </pic:spPr>
+                                      </pic:pic>
+                                    </a:graphicData>
+                                  </a:graphic>
+                                </wp:inline>
+                              </w:drawing>
+                            </w:r>
+                          </w:p>
+                        </w:txbxContent>
+                      </wps:txbx>
+                      <wps:bodyPr rot="0" vert="horz" wrap="square" lIns="91440" tIns="45720" rIns="91440" bIns="45720" anchor="t" anchorCtr="0">
+                        <a:noAutofit/>
+                      </wps:bodyPr>
+                    </wps:wsp>
+                  </a:graphicData>
+                </a:graphic>
+                <wp14:sizeRelH relativeFrom="margin">
+                  <wp14:pctWidth>0</wp14:pctWidth>
+                </wp14:sizeRelH>
+                <wp14:sizeRelV relativeFrom="margin">
+                  <wp14:pctHeight>0</wp14:pctHeight>
+                </wp14:sizeRelV>
+              </wp:anchor>
+            </w:drawing>
+          </mc:Choice>
+          <mc:Fallback>
+            <w:pict>
+              <v:shapetype w14:anchorId="22A834E1" id="_x0000_t202" coordsize="21600,21600" o:spt="202" path="m,l,21600r21600,l21600,xe">
+                <v:stroke joinstyle="miter"/>
+                <v:path gradientshapeok="t" o:connecttype="rect"/>
+              </v:shapetype>
+              <v:shape id="Cuadro de texto 2" o:spid="_x0000_s1026" type="#_x0000_t202" style="position:absolute;margin-left:350.05pt;margin-top:233.3pt;width:44.8pt;height:23.05pt;z-index:251665408;visibility:visible;mso-wrap-style:square;mso-width-percent:0;mso-height-percent:0;mso-wrap-distance-left:9pt;mso-wrap-distance-top:3.6pt;mso-wrap-distance-right:9pt;mso-wrap-distance-bottom:3.6pt;mso-position-horizontal:absolute;mso-position-horizontal-relative:text;mso-position-vertical:absolute;mso-position-vertical-relative:text;mso-width-percent:0;mso-height-percent:0;mso-width-relative:margin;mso-height-relative:margin;v-text-anchor:top" o:gfxdata="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">
+                <v:textbox>
+                  <w:txbxContent>
+                    <w:p>
+                      <w:r>
+                        <w:t xml:space="preserve">LAN </w:t>
+                      </w:r>
+                      <w:r>
+                        <w:t>2</w:t>
+                      </w:r>
+                      <w:r>
+                        <w:rPr>
+                          <w:noProof/>
+                        </w:rPr>
+                        <w:drawing>
+                          <wp:inline distT="0" distB="0" distL="0" distR="0" wp14:anchorId="4E9B3C05" wp14:editId="345A6E7F">
+                            <wp:extent cx="173355" cy="192405"/>
+                            <wp:effectExtent l="0" t="0" r="0" b="0"/>
+                            <wp:docPr id="2045712740" name="Imagen 2"/>
+                            <wp:cNvGraphicFramePr>
+                              <a:graphicFrameLocks xmlns:a="http://schemas.openxmlformats.org/drawingml/2006/main" noChangeAspect="1"/>
+                            </wp:cNvGraphicFramePr>
+                            <a:graphic xmlns:a="http://schemas.openxmlformats.org/drawingml/2006/main">
+                              <a:graphicData uri="http://schemas.openxmlformats.org/drawingml/2006/picture">
+                                <pic:pic xmlns:pic="http://schemas.openxmlformats.org/drawingml/2006/picture">
+                                  <pic:nvPicPr>
+                                    <pic:cNvPr id="0" name="Picture 1"/>
+                                    <pic:cNvPicPr>
+                                      <a:picLocks noChangeAspect="1" noChangeArrowheads="1"/>
+                                    </pic:cNvPicPr>
+                                  </pic:nvPicPr>
+                                  <pic:blipFill>
+                                    <a:blip r:embed="rId5">
+                                      <a:extLst>
+                                        <a:ext uri="{28A0092B-C50C-407E-A947-70E740481C1C}">
+                                          <a14:useLocalDpi xmlns:a14="http://schemas.microsoft.com/office/drawing/2010/main" val="0"/>
+                                        </a:ext>
+                                      </a:extLst>
+                                    </a:blip>
+                                    <a:srcRect/>
+                                    <a:stretch>
+                                      <a:fillRect/>
+                                    </a:stretch>
+                                  </pic:blipFill>
+                                  <pic:spPr bwMode="auto">
+                                    <a:xfrm>
+                                      <a:off x="0" y="0"/>
+                                      <a:ext cx="173355" cy="192405"/>
+                                    </a:xfrm>
+                                    <a:prstGeom prst="rect">
+                                      <a:avLst/>
+                                    </a:prstGeom>
+                                    <a:noFill/>
+                                    <a:ln>
+                                      <a:noFill/>
+                                    </a:ln>
+                                  </pic:spPr>
+                                </pic:pic>
+                              </a:graphicData>
+                            </a:graphic>
+                          </wp:inline>
+                        </w:drawing>
+                      </w:r>
+                    </w:p>
+                  </w:txbxContent>
+                </v:textbox>
+              </v:shape>
+            </w:pict>
+          </mc:Fallback>
+        </mc:AlternateContent>
+      </w:r>
+      <w:r>
+        <w:rPr>
+          <w:noProof/>
+        </w:rPr>
+        <mc:AlternateContent>
+          <mc:Choice Requires="wps">
+            <w:drawing>
+              <wp:anchor distT="45720" distB="45720" distL="114300" distR="114300" simplePos="0" relativeHeight="251661312" behindDoc="0" locked="0" layoutInCell="1" allowOverlap="1" wp14:anchorId="7F47DDC2" wp14:editId="5342AD83">
+                <wp:simplePos x="0" y="0"/>
+                <wp:positionH relativeFrom="column">
+                  <wp:posOffset>652756</wp:posOffset>
+                </wp:positionH>
+                <wp:positionV relativeFrom="paragraph">
+                  <wp:posOffset>2990922</wp:posOffset>
+                </wp:positionV>
+                <wp:extent cx="568960" cy="292735"/>
+                <wp:effectExtent l="0" t="0" r="21590" b="12065"/>
+                <wp:wrapNone/>
+                <wp:docPr id="217" name="Cuadro de texto 2"/>
+                <wp:cNvGraphicFramePr>
+                  <a:graphicFrameLocks xmlns:a="http://schemas.openxmlformats.org/drawingml/2006/main"/>
+                </wp:cNvGraphicFramePr>
+                <a:graphic xmlns:a="http://schemas.openxmlformats.org/drawingml/2006/main">
+                  <a:graphicData uri="http://schemas.microsoft.com/office/word/2010/wordprocessingShape">
+                    <wps:wsp>
+                      <wps:cNvSpPr txBox="1">
+                        <a:spLocks noChangeArrowheads="1"/>
+                      </wps:cNvSpPr>
+                      <wps:spPr bwMode="auto">
+                        <a:xfrm>
+                          <a:off x="0" y="0"/>
+                          <a:ext cx="568960" cy="292735"/>
+                        </a:xfrm>
+                        <a:prstGeom prst="rect">
+                          <a:avLst/>
+                        </a:prstGeom>
+                        <a:solidFill>
+                          <a:srgbClr val="FFFFFF"/>
+                        </a:solidFill>
+                        <a:ln w="9525">
+                          <a:solidFill>
+                            <a:srgbClr val="000000"/>
+                          </a:solidFill>
+                          <a:miter lim="800000"/>
+                          <a:headEnd/>
+                          <a:tailEnd/>
+                        </a:ln>
+                      </wps:spPr>
+                      <wps:txbx>
+                        <w:txbxContent>
+                          <w:p>
+                            <w:r>
+                              <w:t>LAN 1</w:t>
+                            </w:r>
+                            <w:r>
+                              <w:rPr>
+                                <w:noProof/>
+                              </w:rPr>
+                              <w:drawing>
+                                <wp:inline distT="0" distB="0" distL="0" distR="0" wp14:anchorId="7372BF33" wp14:editId="7C3DF5FB">
+                                  <wp:extent cx="173355" cy="192405"/>
+                                  <wp:effectExtent l="0" t="0" r="0" b="0"/>
+                                  <wp:docPr id="630214818" name="Imagen 2"/>
+                                  <wp:cNvGraphicFramePr>
+                                    <a:graphicFrameLocks xmlns:a="http://schemas.openxmlformats.org/drawingml/2006/main" noChangeAspect="1"/>
+                                  </wp:cNvGraphicFramePr>
+                                  <a:graphic xmlns:a="http://schemas.openxmlformats.org/drawingml/2006/main">
+                                    <a:graphicData uri="http://schemas.openxmlformats.org/drawingml/2006/picture">
+                                      <pic:pic xmlns:pic="http://schemas.openxmlformats.org/drawingml/2006/picture">
+                                        <pic:nvPicPr>
+                                          <pic:cNvPr id="0" name="Picture 1"/>
+                                          <pic:cNvPicPr>
+                                            <a:picLocks noChangeAspect="1" noChangeArrowheads="1"/>
+                                          </pic:cNvPicPr>
+                                        </pic:nvPicPr>
+                                        <pic:blipFill>
+                                          <a:blip r:embed="rId5">
+                                            <a:extLst>
+                                              <a:ext uri="{28A0092B-C50C-407E-A947-70E740481C1C}">
+                                                <a14:useLocalDpi xmlns:a14="http://schemas.microsoft.com/office/drawing/2010/main" val="0"/>
+                                              </a:ext>
+                                            </a:extLst>
+                                          </a:blip>
+                                          <a:srcRect/>
+                                          <a:stretch>
+                                            <a:fillRect/>
+                                          </a:stretch>
+                                        </pic:blipFill>
+                                        <pic:spPr bwMode="auto">
+                                          <a:xfrm>
+                                            <a:off x="0" y="0"/>
+                                            <a:ext cx="173355" cy="192405"/>
+                                          </a:xfrm>
+                                          <a:prstGeom prst="rect">
+                                            <a:avLst/>
+                                          </a:prstGeom>
+                                          <a:noFill/>
+                                          <a:ln>
+                                            <a:noFill/>
+                                          </a:ln>
+                                        </pic:spPr>
+                                      </pic:pic>
+                                    </a:graphicData>
+                                  </a:graphic>
+                                </wp:inline>
+                              </w:drawing>
+                            </w:r>
+                          </w:p>
+                        </w:txbxContent>
+                      </wps:txbx>
+                      <wps:bodyPr rot="0" vert="horz" wrap="square" lIns="91440" tIns="45720" rIns="91440" bIns="45720" anchor="t" anchorCtr="0">
+                        <a:noAutofit/>
+                      </wps:bodyPr>
+                    </wps:wsp>
+                  </a:graphicData>
+                </a:graphic>
+                <wp14:sizeRelH relativeFrom="margin">
+                  <wp14:pctWidth>0</wp14:pctWidth>
+                </wp14:sizeRelH>
+                <wp14:sizeRelV relativeFrom="margin">
+                  <wp14:pctHeight>0</wp14:pctHeight>
+                </wp14:sizeRelV>
+              </wp:anchor>
+            </w:drawing>
+          </mc:Choice>
+          <mc:Fallback>
+            <w:pict>
+              <v:shape w14:anchorId="7F47DDC2" id="_x0000_s1027" type="#_x0000_t202" style="position:absolute;margin-left:51.4pt;margin-top:235.5pt;width:44.8pt;height:23.05pt;z-index:251661312;visibility:visible;mso-wrap-style:square;mso-width-percent:0;mso-height-percent:0;mso-wrap-distance-left:9pt;mso-wrap-distance-top:3.6pt;mso-wrap-distance-right:9pt;mso-wrap-distance-bottom:3.6pt;mso-position-horizontal:absolute;mso-position-horizontal-relative:text;mso-position-vertical:absolute;mso-position-vertical-relative:text;mso-width-percent:0;mso-height-percent:0;mso-width-relative:margin;mso-height-relative:margin;v-text-anchor:top" o:gfxdata="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">
+                <v:textbox>
+                  <w:txbxContent>
+                    <w:p>
+                      <w:r>
+                        <w:t>LAN 1</w:t>
+                      </w:r>
+                      <w:r>
+                        <w:rPr>
+                          <w:noProof/>
+                        </w:rPr>
+                        <w:drawing>
+                          <wp:inline distT="0" distB="0" distL="0" distR="0" wp14:anchorId="7372BF33" wp14:editId="7C3DF5FB">
+                            <wp:extent cx="173355" cy="192405"/>
+                            <wp:effectExtent l="0" t="0" r="0" b="0"/>
+                            <wp:docPr id="630214818" name="Imagen 2"/>
+                            <wp:cNvGraphicFramePr>
+                              <a:graphicFrameLocks xmlns:a="http://schemas.openxmlformats.org/drawingml/2006/main" noChangeAspect="1"/>
+                            </wp:cNvGraphicFramePr>
+                            <a:graphic xmlns:a="http://schemas.openxmlformats.org/drawingml/2006/main">
+                              <a:graphicData uri="http://schemas.openxmlformats.org/drawingml/2006/picture">
+                                <pic:pic xmlns:pic="http://schemas.openxmlformats.org/drawingml/2006/picture">
+                                  <pic:nvPicPr>
+                                    <pic:cNvPr id="0" name="Picture 1"/>
+                                    <pic:cNvPicPr>
+                                      <a:picLocks noChangeAspect="1" noChangeArrowheads="1"/>
+                                    </pic:cNvPicPr>
+                                  </pic:nvPicPr>
+                                  <pic:blipFill>
+                                    <a:blip r:embed="rId5">
+                                      <a:extLst>
+                                        <a:ext uri="{28A0092B-C50C-407E-A947-70E740481C1C}">
+                                          <a14:useLocalDpi xmlns:a14="http://schemas.microsoft.com/office/drawing/2010/main" val="0"/>
+                                        </a:ext>
+                                      </a:extLst>
+                                    </a:blip>
+                                    <a:srcRect/>
+                                    <a:stretch>
+                                      <a:fillRect/>
+                                    </a:stretch>
+                                  </pic:blipFill>
+                                  <pic:spPr bwMode="auto">
+                                    <a:xfrm>
+                                      <a:off x="0" y="0"/>
+                                      <a:ext cx="173355" cy="192405"/>
+                                    </a:xfrm>
+                                    <a:prstGeom prst="rect">
+                                      <a:avLst/>
+                                    </a:prstGeom>
+                                    <a:noFill/>
+                                    <a:ln>
+                                      <a:noFill/>
+                                    </a:ln>
+                                  </pic:spPr>
+                                </pic:pic>
+                              </a:graphicData>
+                            </a:graphic>
+                          </wp:inline>
+                        </w:drawing>
+                      </w:r>
+                    </w:p>
+                  </w:txbxContent>
+                </v:textbox>
+              </v:shape>
+            </w:pict>
+          </mc:Fallback>
+        </mc:AlternateContent>
+      </w:r>
+      <w:r>
+        <w:rPr>
+          <w:noProof/>
+        </w:rPr>
+        <mc:AlternateContent>
+          <mc:Choice Requires="wps">
+            <w:drawing>
+              <wp:anchor distT="0" distB="0" distL="114300" distR="114300" simplePos="0" relativeHeight="251663360" behindDoc="0" locked="0" layoutInCell="1" allowOverlap="1" wp14:anchorId="39B9C4CD" wp14:editId="1E7E0A79">
+                <wp:simplePos x="0" y="0"/>
+                <wp:positionH relativeFrom="column">
+                  <wp:posOffset>3758181</wp:posOffset>
+                </wp:positionH>
+                <wp:positionV relativeFrom="paragraph">
+                  <wp:posOffset>1412216</wp:posOffset>
+                </wp:positionV>
+                <wp:extent cx="1768415" cy="1958196"/>
+                <wp:effectExtent l="19050" t="19050" r="22860" b="23495"/>
+                <wp:wrapNone/>
+                <wp:docPr id="957431570" name="Rectángulo 1"/>
+                <wp:cNvGraphicFramePr/>
+                <a:graphic xmlns:a="http://schemas.openxmlformats.org/drawingml/2006/main">
+                  <a:graphicData uri="http://schemas.microsoft.com/office/word/2010/wordprocessingShape">
+                    <wps:wsp>
+                      <wps:cNvSpPr/>
+                      <wps:spPr>
+                        <a:xfrm>
+                          <a:off x="0" y="0"/>
+                          <a:ext cx="1768415" cy="1958196"/>
+                        </a:xfrm>
+                        <a:prstGeom prst="rect">
+                          <a:avLst/>
+                        </a:prstGeom>
+                        <a:noFill/>
+                        <a:ln w="28575"/>
+                      </wps:spPr>
+                      <wps:style>
+                        <a:lnRef idx="2">
+                          <a:schemeClr val="dk1"/>
+                        </a:lnRef>
+                        <a:fillRef idx="1">
+                          <a:schemeClr val="lt1"/>
+                        </a:fillRef>
+                        <a:effectRef idx="0">
+                          <a:schemeClr val="dk1"/>
+                        </a:effectRef>
+                        <a:fontRef idx="minor">
+                          <a:schemeClr val="dk1"/>
+                        </a:fontRef>
+                      </wps:style>
+                      <wps:bodyPr rot="0" spcFirstLastPara="0" vertOverflow="overflow" horzOverflow="overflow" vert="horz" wrap="square" lIns="91440" tIns="45720" rIns="91440" bIns="45720" numCol="1" spcCol="0" rtlCol="0" fromWordArt="0" anchor="ctr" anchorCtr="0" forceAA="0" compatLnSpc="1">
+                        <a:prstTxWarp prst="textNoShape">
+                          <a:avLst/>
+                        </a:prstTxWarp>
+                        <a:noAutofit/>
+                      </wps:bodyPr>
+                    </wps:wsp>
+                  </a:graphicData>
+                </a:graphic>
+              </wp:anchor>
+            </w:drawing>
+          </mc:Choice>
+          <mc:Fallback>
+            <w:pict>
+              <v:rect w14:anchorId="2A5AEE02" id="Rectángulo 1" o:spid="_x0000_s1026" style="position:absolute;margin-left:295.9pt;margin-top:111.2pt;width:139.25pt;height:154.2pt;z-index:251663360;visibility:visible;mso-wrap-style:square;mso-wrap-distance-left:9pt;mso-wrap-distance-top:0;mso-wrap-distance-right:9pt;mso-wrap-distance-bottom:0;mso-position-horizontal:absolute;mso-position-horizontal-relative:text;mso-position-vertical:absolute;mso-position-vertical-relative:text;v-text-anchor:middle" o:gfxdata="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" filled="f" strokecolor="black [3200]" strokeweight="2.25pt"/>
+            </w:pict>
+          </mc:Fallback>
+        </mc:AlternateContent>
+      </w:r>
+      <w:r>
+        <w:rPr>
+          <w:noProof/>
+        </w:rPr>
+        <mc:AlternateContent>
+          <mc:Choice Requires="wps">
+            <w:drawing>
+              <wp:anchor distT="0" distB="0" distL="114300" distR="114300" simplePos="0" relativeHeight="251659264" behindDoc="0" locked="0" layoutInCell="1" allowOverlap="1" wp14:anchorId="1EBF40D1" wp14:editId="5E3D12C2">
+                <wp:simplePos x="0" y="0"/>
+                <wp:positionH relativeFrom="column">
+                  <wp:posOffset>58552</wp:posOffset>
+                </wp:positionH>
+                <wp:positionV relativeFrom="paragraph">
+                  <wp:posOffset>1465472</wp:posOffset>
+                </wp:positionV>
+                <wp:extent cx="1768415" cy="1958196"/>
+                <wp:effectExtent l="19050" t="19050" r="22860" b="23495"/>
+                <wp:wrapNone/>
+                <wp:docPr id="302277196" name="Rectángulo 1"/>
+                <wp:cNvGraphicFramePr/>
+                <a:graphic xmlns:a="http://schemas.openxmlformats.org/drawingml/2006/main">
+                  <a:graphicData uri="http://schemas.microsoft.com/office/word/2010/wordprocessingShape">
+                    <wps:wsp>
+                      <wps:cNvSpPr/>
+                      <wps:spPr>
+                        <a:xfrm>
+                          <a:off x="0" y="0"/>
+                          <a:ext cx="1768415" cy="1958196"/>
+                        </a:xfrm>
+                        <a:prstGeom prst="rect">
+                          <a:avLst/>
+                        </a:prstGeom>
+                        <a:noFill/>
+                        <a:ln w="28575"/>
+                      </wps:spPr>
+                      <wps:style>
+                        <a:lnRef idx="2">
+                          <a:schemeClr val="dk1"/>
+                        </a:lnRef>
+                        <a:fillRef idx="1">
+                          <a:schemeClr val="lt1"/>
+                        </a:fillRef>
+                        <a:effectRef idx="0">
+                          <a:schemeClr val="dk1"/>
+                        </a:effectRef>
+                        <a:fontRef idx="minor">
+                          <a:schemeClr val="dk1"/>
+                        </a:fontRef>
+                      </wps:style>
+                      <wps:bodyPr rot="0" spcFirstLastPara="0" vertOverflow="overflow" horzOverflow="overflow" vert="horz" wrap="square" lIns="91440" tIns="45720" rIns="91440" bIns="45720" numCol="1" spcCol="0" rtlCol="0" fromWordArt="0" anchor="ctr" anchorCtr="0" forceAA="0" compatLnSpc="1">
+                        <a:prstTxWarp prst="textNoShape">
+                          <a:avLst/>
+                        </a:prstTxWarp>
+                        <a:noAutofit/>
+                      </wps:bodyPr>
+                    </wps:wsp>
+                  </a:graphicData>
+                </a:graphic>
+              </wp:anchor>
+            </w:drawing>
+          </mc:Choice>
+          <mc:Fallback>
+            <w:pict>
+              <v:rect w14:anchorId="02ABB88F" id="Rectángulo 1" o:spid="_x0000_s1026" style="position:absolute;margin-left:4.6pt;margin-top:115.4pt;width:139.25pt;height:154.2pt;z-index:251659264;visibility:visible;mso-wrap-style:square;mso-wrap-distance-left:9pt;mso-wrap-distance-top:0;mso-wrap-distance-right:9pt;mso-wrap-distance-bottom:0;mso-position-horizontal:absolute;mso-position-horizontal-relative:text;mso-position-vertical:absolute;mso-position-vertical-relative:text;v-text-anchor:middle" o:gfxdata="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" filled="f" strokecolor="black [3200]" strokeweight="2.25pt"/>
+            </w:pict>
+          </mc:Fallback>
+        </mc:AlternateContent>
+      </w:r>
       <w:r>
         <w:rPr>
           <w:noProof/>
@@ -62,7 +691,7 @@
                     <pic:cNvPicPr/>
                   </pic:nvPicPr>
                   <pic:blipFill>
-                    <a:blip r:embed="rId4"/>
+                    <a:blip r:embed="rId6"/>
                     <a:stretch>
                       <a:fillRect/>
                     </a:stretch>
@@ -83,10 +712,1437 @@
         </w:drawing>
       </w:r>
     </w:p>
+    <w:p/>
     <w:p>
-      <w:r>
+      <w:pPr>
+        <w:rPr>
+          <w:b/>
+          <w:bCs/>
+        </w:rPr>
+      </w:pPr>
+      <w:r>
+        <w:rPr>
+          <w:b/>
+          <w:bCs/>
+        </w:rPr>
         <w:t>Conclusiones</w:t>
       </w:r>
+    </w:p>
+    <w:p>
+      <w:pPr>
+        <w:pStyle w:val="Prrafodelista"/>
+        <w:numPr>
+          <w:ilvl w:val="0"/>
+          <w:numId w:val="1"/>
+        </w:numPr>
+        <w:jc w:val="both"/>
+      </w:pPr>
+      <w:r>
+        <w:t xml:space="preserve">Un estándar es un sistema de reglas que permite establecer comunicación efectiva entre 2 o </w:t>
+      </w:r>
+      <w:r>
+        <w:t>más</w:t>
+      </w:r>
+      <w:r>
+        <w:t xml:space="preserve"> actores de un sistema. En este laboratorio se implementó la respectiva conexión entre varios dispositivos de red como PC, </w:t>
+      </w:r>
+      <w:proofErr w:type="spellStart"/>
+      <w:r>
+        <w:t>Routers</w:t>
+      </w:r>
+      <w:proofErr w:type="spellEnd"/>
+      <w:r>
+        <w:t xml:space="preserve">, Switches y Firewalls los cuales, para conectarse entre sí, necesitan una serie de características físicas; conectores (RJ45, SFP), tipos de cable (fibra óptica, UTP), velocidades de transmisión, distancia, entre otras. Estas características han sido definidas por la serie de </w:t>
+      </w:r>
+      <w:r>
+        <w:lastRenderedPageBreak/>
+        <w:t>protocolos y estándares Ethernet y adoptados e implementados por cada uno de los fabricantes de estos dispositivos.</w:t>
+      </w:r>
+    </w:p>
+    <w:p>
+      <w:pPr>
+        <w:pStyle w:val="Prrafodelista"/>
+        <w:numPr>
+          <w:ilvl w:val="0"/>
+          <w:numId w:val="1"/>
+        </w:numPr>
+        <w:jc w:val="both"/>
+      </w:pPr>
+      <w:r>
+        <w:t xml:space="preserve">En este laboratorio se evidencio que respecto a la conexión entre dispositivos similares o de la misma capa; switch con switch (capa 2), </w:t>
+      </w:r>
+      <w:proofErr w:type="spellStart"/>
+      <w:r>
+        <w:t>Router</w:t>
+      </w:r>
+      <w:proofErr w:type="spellEnd"/>
+      <w:r>
+        <w:t xml:space="preserve"> con </w:t>
+      </w:r>
+      <w:proofErr w:type="spellStart"/>
+      <w:r>
+        <w:t>Router</w:t>
+      </w:r>
+      <w:proofErr w:type="spellEnd"/>
+      <w:r>
+        <w:t xml:space="preserve"> (capa 3), etc. Se debe contemplar la opción de utilizar un cable de cobre cruzado. Mientras que para dispositivos diferentes o de capa diferente (capa 2 y 3); Switch con </w:t>
+      </w:r>
+      <w:proofErr w:type="spellStart"/>
+      <w:r>
+        <w:t>Router</w:t>
+      </w:r>
+      <w:proofErr w:type="spellEnd"/>
+      <w:r>
+        <w:t>, Switch con PC, etc. Se debe contemplar la opción de utilizar un cable de cobre directo, esto obedece principalmente al proceso de envío y recepción de datos de cada uno de estos dispositivos. En la siguiente tabla se explica el proceso de envío y recepción:</w:t>
+      </w:r>
+    </w:p>
+    <w:p>
+      <w:pPr>
+        <w:jc w:val="both"/>
+      </w:pPr>
+    </w:p>
+    <w:tbl>
+      <w:tblPr>
+        <w:tblStyle w:val="Tablaconcuadrcula"/>
+        <w:tblW w:w="0" w:type="auto"/>
+        <w:tblLook w:val="04A0" w:firstRow="1" w:lastRow="0" w:firstColumn="1" w:lastColumn="0" w:noHBand="0" w:noVBand="1"/>
+      </w:tblPr>
+      <w:tblGrid>
+        <w:gridCol w:w="2942"/>
+        <w:gridCol w:w="2943"/>
+        <w:gridCol w:w="2943"/>
+      </w:tblGrid>
+      <w:tr>
+        <w:tc>
+          <w:tcPr>
+            <w:tcW w:w="2942" w:type="dxa"/>
+          </w:tcPr>
+          <w:p>
+            <w:pPr>
+              <w:jc w:val="center"/>
+              <w:rPr>
+                <w:b/>
+                <w:bCs/>
+              </w:rPr>
+            </w:pPr>
+            <w:r>
+              <w:rPr>
+                <w:b/>
+                <w:bCs/>
+              </w:rPr>
+              <w:t>Dispositivo</w:t>
+            </w:r>
+          </w:p>
+        </w:tc>
+        <w:tc>
+          <w:tcPr>
+            <w:tcW w:w="2943" w:type="dxa"/>
+          </w:tcPr>
+          <w:p>
+            <w:pPr>
+              <w:jc w:val="center"/>
+              <w:rPr>
+                <w:b/>
+                <w:bCs/>
+              </w:rPr>
+            </w:pPr>
+            <w:r>
+              <w:rPr>
+                <w:b/>
+                <w:bCs/>
+              </w:rPr>
+              <w:t>Transmite (TX)</w:t>
+            </w:r>
+          </w:p>
+        </w:tc>
+        <w:tc>
+          <w:tcPr>
+            <w:tcW w:w="2943" w:type="dxa"/>
+          </w:tcPr>
+          <w:p>
+            <w:pPr>
+              <w:jc w:val="center"/>
+              <w:rPr>
+                <w:b/>
+                <w:bCs/>
+              </w:rPr>
+            </w:pPr>
+            <w:r>
+              <w:rPr>
+                <w:b/>
+                <w:bCs/>
+              </w:rPr>
+              <w:t>Recibe (RX)</w:t>
+            </w:r>
+          </w:p>
+        </w:tc>
+      </w:tr>
+      <w:tr>
+        <w:tc>
+          <w:tcPr>
+            <w:tcW w:w="2942" w:type="dxa"/>
+          </w:tcPr>
+          <w:p>
+            <w:pPr>
+              <w:jc w:val="center"/>
+            </w:pPr>
+            <w:r>
+              <w:t>Switch</w:t>
+            </w:r>
+          </w:p>
+        </w:tc>
+        <w:tc>
+          <w:tcPr>
+            <w:tcW w:w="2943" w:type="dxa"/>
+          </w:tcPr>
+          <w:p>
+            <w:pPr>
+              <w:jc w:val="center"/>
+            </w:pPr>
+            <w:r>
+              <w:t>Pines 1 y 2</w:t>
+            </w:r>
+          </w:p>
+        </w:tc>
+        <w:tc>
+          <w:tcPr>
+            <w:tcW w:w="2943" w:type="dxa"/>
+          </w:tcPr>
+          <w:p>
+            <w:pPr>
+              <w:jc w:val="center"/>
+            </w:pPr>
+            <w:r>
+              <w:t>Pines 3 y 6</w:t>
+            </w:r>
+          </w:p>
+        </w:tc>
+      </w:tr>
+      <w:tr>
+        <w:tc>
+          <w:tcPr>
+            <w:tcW w:w="2942" w:type="dxa"/>
+          </w:tcPr>
+          <w:p>
+            <w:pPr>
+              <w:jc w:val="center"/>
+            </w:pPr>
+            <w:proofErr w:type="spellStart"/>
+            <w:r>
+              <w:t>Router</w:t>
+            </w:r>
+            <w:proofErr w:type="spellEnd"/>
+            <w:r>
+              <w:t>, PC, Firewall</w:t>
+            </w:r>
+          </w:p>
+        </w:tc>
+        <w:tc>
+          <w:tcPr>
+            <w:tcW w:w="2943" w:type="dxa"/>
+          </w:tcPr>
+          <w:p>
+            <w:pPr>
+              <w:jc w:val="center"/>
+            </w:pPr>
+            <w:r>
+              <w:t>Pines 3 y 6</w:t>
+            </w:r>
+          </w:p>
+        </w:tc>
+        <w:tc>
+          <w:tcPr>
+            <w:tcW w:w="2943" w:type="dxa"/>
+          </w:tcPr>
+          <w:p>
+            <w:pPr>
+              <w:jc w:val="center"/>
+            </w:pPr>
+            <w:r>
+              <w:t>Pines 1 y 2</w:t>
+            </w:r>
+          </w:p>
+        </w:tc>
+      </w:tr>
+    </w:tbl>
+    <w:p>
+      <w:pPr>
+        <w:jc w:val="both"/>
+      </w:pPr>
+    </w:p>
+    <w:p>
+      <w:pPr>
+        <w:pStyle w:val="Prrafodelista"/>
+        <w:numPr>
+          <w:ilvl w:val="0"/>
+          <w:numId w:val="2"/>
+        </w:numPr>
+        <w:jc w:val="both"/>
+      </w:pPr>
+      <w:r>
+        <w:t>Sin embargo, la opción Auto MDI-X implementada en dispositivos de red modernos, permite que estos dispositivos realicen una negociación automática entre los pines de envío y recepción, lo que permite que se pueda utilizar un cable directo o cruzado sin ninguna restricción. Por lo tanto, la opción Auto MDI-X debe estar habilitada en la configuración de los dispositivos, sino habrá problemas de comunicación entre ellos.</w:t>
+      </w:r>
+    </w:p>
+    <w:p>
+      <w:pPr>
+        <w:pStyle w:val="Prrafodelista"/>
+        <w:numPr>
+          <w:ilvl w:val="0"/>
+          <w:numId w:val="1"/>
+        </w:numPr>
+        <w:jc w:val="both"/>
+        <w:rPr>
+          <w:b/>
+          <w:bCs/>
+        </w:rPr>
+      </w:pPr>
+      <w:r>
+        <w:t xml:space="preserve">De acuerdo con las respectivas distancias sugeridas en la topología, se estableció que </w:t>
+      </w:r>
+      <w:r>
+        <w:t>el tipo de medio debe cumplir con las necesidades de la distancia propuesta. se resume en la siguiente tabla:</w:t>
+      </w:r>
+    </w:p>
+    <w:tbl>
+      <w:tblPr>
+        <w:tblStyle w:val="Tablaconcuadrcula"/>
+        <w:tblW w:w="9836" w:type="dxa"/>
+        <w:tblInd w:w="-5" w:type="dxa"/>
+        <w:tblLook w:val="04A0" w:firstRow="1" w:lastRow="0" w:firstColumn="1" w:lastColumn="0" w:noHBand="0" w:noVBand="1"/>
+      </w:tblPr>
+      <w:tblGrid>
+        <w:gridCol w:w="1323"/>
+        <w:gridCol w:w="1551"/>
+        <w:gridCol w:w="1395"/>
+        <w:gridCol w:w="1002"/>
+        <w:gridCol w:w="918"/>
+        <w:gridCol w:w="1243"/>
+        <w:gridCol w:w="1202"/>
+        <w:gridCol w:w="1202"/>
+      </w:tblGrid>
+      <w:tr>
+        <w:trPr>
+          <w:trHeight w:val="270"/>
+        </w:trPr>
+        <w:tc>
+          <w:tcPr>
+            <w:tcW w:w="1323" w:type="dxa"/>
+          </w:tcPr>
+          <w:p>
+            <w:pPr>
+              <w:jc w:val="center"/>
+              <w:rPr>
+                <w:b/>
+                <w:bCs/>
+                <w:sz w:val="18"/>
+                <w:szCs w:val="18"/>
+              </w:rPr>
+            </w:pPr>
+            <w:r>
+              <w:rPr>
+                <w:b/>
+                <w:bCs/>
+                <w:sz w:val="18"/>
+                <w:szCs w:val="18"/>
+              </w:rPr>
+              <w:t>Dispositivos</w:t>
+            </w:r>
+          </w:p>
+        </w:tc>
+        <w:tc>
+          <w:tcPr>
+            <w:tcW w:w="1551" w:type="dxa"/>
+          </w:tcPr>
+          <w:p>
+            <w:pPr>
+              <w:jc w:val="center"/>
+              <w:rPr>
+                <w:b/>
+                <w:bCs/>
+                <w:sz w:val="18"/>
+                <w:szCs w:val="18"/>
+              </w:rPr>
+            </w:pPr>
+            <w:r>
+              <w:rPr>
+                <w:b/>
+                <w:bCs/>
+                <w:sz w:val="18"/>
+                <w:szCs w:val="18"/>
+              </w:rPr>
+              <w:t>Distancia (</w:t>
+            </w:r>
+            <w:r>
+              <w:rPr>
+                <w:b/>
+                <w:bCs/>
+                <w:sz w:val="18"/>
+                <w:szCs w:val="18"/>
+              </w:rPr>
+              <w:t>m</w:t>
+            </w:r>
+            <w:r>
+              <w:rPr>
+                <w:b/>
+                <w:bCs/>
+                <w:sz w:val="18"/>
+                <w:szCs w:val="18"/>
+              </w:rPr>
+              <w:t>)</w:t>
+            </w:r>
+          </w:p>
+        </w:tc>
+        <w:tc>
+          <w:tcPr>
+            <w:tcW w:w="1395" w:type="dxa"/>
+          </w:tcPr>
+          <w:p>
+            <w:pPr>
+              <w:jc w:val="center"/>
+              <w:rPr>
+                <w:b/>
+                <w:bCs/>
+                <w:sz w:val="18"/>
+                <w:szCs w:val="18"/>
+              </w:rPr>
+            </w:pPr>
+            <w:r>
+              <w:rPr>
+                <w:b/>
+                <w:bCs/>
+                <w:sz w:val="18"/>
+                <w:szCs w:val="18"/>
+              </w:rPr>
+              <w:t>Tipo de cable</w:t>
+            </w:r>
+          </w:p>
+        </w:tc>
+        <w:tc>
+          <w:tcPr>
+            <w:tcW w:w="1002" w:type="dxa"/>
+          </w:tcPr>
+          <w:p>
+            <w:pPr>
+              <w:jc w:val="center"/>
+              <w:rPr>
+                <w:b/>
+                <w:bCs/>
+                <w:sz w:val="18"/>
+                <w:szCs w:val="18"/>
+              </w:rPr>
+            </w:pPr>
+            <w:r>
+              <w:rPr>
+                <w:b/>
+                <w:bCs/>
+                <w:sz w:val="18"/>
+                <w:szCs w:val="18"/>
+              </w:rPr>
+              <w:t>Cruzado</w:t>
+            </w:r>
+          </w:p>
+        </w:tc>
+        <w:tc>
+          <w:tcPr>
+            <w:tcW w:w="918" w:type="dxa"/>
+          </w:tcPr>
+          <w:p>
+            <w:pPr>
+              <w:jc w:val="center"/>
+              <w:rPr>
+                <w:b/>
+                <w:bCs/>
+                <w:sz w:val="18"/>
+                <w:szCs w:val="18"/>
+              </w:rPr>
+            </w:pPr>
+            <w:r>
+              <w:rPr>
+                <w:b/>
+                <w:bCs/>
+                <w:sz w:val="18"/>
+                <w:szCs w:val="18"/>
+              </w:rPr>
+              <w:t>Directo</w:t>
+            </w:r>
+          </w:p>
+        </w:tc>
+        <w:tc>
+          <w:tcPr>
+            <w:tcW w:w="1243" w:type="dxa"/>
+          </w:tcPr>
+          <w:p>
+            <w:pPr>
+              <w:jc w:val="center"/>
+              <w:rPr>
+                <w:b/>
+                <w:bCs/>
+                <w:sz w:val="18"/>
+                <w:szCs w:val="18"/>
+              </w:rPr>
+            </w:pPr>
+            <w:r>
+              <w:rPr>
+                <w:b/>
+                <w:bCs/>
+                <w:sz w:val="18"/>
+                <w:szCs w:val="18"/>
+              </w:rPr>
+              <w:t>Monomodo</w:t>
+            </w:r>
+          </w:p>
+        </w:tc>
+        <w:tc>
+          <w:tcPr>
+            <w:tcW w:w="1202" w:type="dxa"/>
+          </w:tcPr>
+          <w:p>
+            <w:pPr>
+              <w:jc w:val="center"/>
+              <w:rPr>
+                <w:b/>
+                <w:bCs/>
+                <w:sz w:val="18"/>
+                <w:szCs w:val="18"/>
+              </w:rPr>
+            </w:pPr>
+            <w:r>
+              <w:rPr>
+                <w:b/>
+                <w:bCs/>
+                <w:sz w:val="18"/>
+                <w:szCs w:val="18"/>
+              </w:rPr>
+              <w:t>Multimodo</w:t>
+            </w:r>
+          </w:p>
+        </w:tc>
+        <w:tc>
+          <w:tcPr>
+            <w:tcW w:w="1202" w:type="dxa"/>
+          </w:tcPr>
+          <w:p>
+            <w:pPr>
+              <w:jc w:val="center"/>
+              <w:rPr>
+                <w:b/>
+                <w:bCs/>
+                <w:sz w:val="18"/>
+                <w:szCs w:val="18"/>
+              </w:rPr>
+            </w:pPr>
+          </w:p>
+        </w:tc>
+      </w:tr>
+      <w:tr>
+        <w:trPr>
+          <w:trHeight w:val="270"/>
+        </w:trPr>
+        <w:tc>
+          <w:tcPr>
+            <w:tcW w:w="1323" w:type="dxa"/>
+          </w:tcPr>
+          <w:p>
+            <w:pPr>
+              <w:jc w:val="center"/>
+              <w:rPr>
+                <w:sz w:val="18"/>
+                <w:szCs w:val="18"/>
+              </w:rPr>
+            </w:pPr>
+            <w:r>
+              <w:rPr>
+                <w:sz w:val="18"/>
+                <w:szCs w:val="18"/>
+              </w:rPr>
+              <w:t>LAN 1</w:t>
+            </w:r>
+          </w:p>
+        </w:tc>
+        <w:tc>
+          <w:tcPr>
+            <w:tcW w:w="1551" w:type="dxa"/>
+          </w:tcPr>
+          <w:p>
+            <w:pPr>
+              <w:jc w:val="center"/>
+              <w:rPr>
+                <w:sz w:val="18"/>
+                <w:szCs w:val="18"/>
+              </w:rPr>
+            </w:pPr>
+            <w:r>
+              <w:rPr>
+                <w:sz w:val="18"/>
+                <w:szCs w:val="18"/>
+              </w:rPr>
+              <w:t xml:space="preserve">&lt; </w:t>
+            </w:r>
+            <w:r>
+              <w:rPr>
+                <w:sz w:val="18"/>
+                <w:szCs w:val="18"/>
+              </w:rPr>
+              <w:t>100</w:t>
+            </w:r>
+          </w:p>
+        </w:tc>
+        <w:tc>
+          <w:tcPr>
+            <w:tcW w:w="1395" w:type="dxa"/>
+          </w:tcPr>
+          <w:p>
+            <w:pPr>
+              <w:jc w:val="center"/>
+              <w:rPr>
+                <w:sz w:val="18"/>
+                <w:szCs w:val="18"/>
+              </w:rPr>
+            </w:pPr>
+            <w:r>
+              <w:rPr>
+                <w:sz w:val="18"/>
+                <w:szCs w:val="18"/>
+              </w:rPr>
+              <w:t>UTP</w:t>
+            </w:r>
+          </w:p>
+        </w:tc>
+        <w:tc>
+          <w:tcPr>
+            <w:tcW w:w="1002" w:type="dxa"/>
+          </w:tcPr>
+          <w:p>
+            <w:pPr>
+              <w:jc w:val="center"/>
+              <w:rPr>
+                <w:sz w:val="18"/>
+                <w:szCs w:val="18"/>
+              </w:rPr>
+            </w:pPr>
+            <w:r>
+              <w:rPr>
+                <w:sz w:val="18"/>
+                <w:szCs w:val="18"/>
+              </w:rPr>
+              <w:t>X</w:t>
+            </w:r>
+          </w:p>
+        </w:tc>
+        <w:tc>
+          <w:tcPr>
+            <w:tcW w:w="918" w:type="dxa"/>
+          </w:tcPr>
+          <w:p>
+            <w:pPr>
+              <w:jc w:val="center"/>
+              <w:rPr>
+                <w:sz w:val="18"/>
+                <w:szCs w:val="18"/>
+              </w:rPr>
+            </w:pPr>
+            <w:r>
+              <w:rPr>
+                <w:sz w:val="18"/>
+                <w:szCs w:val="18"/>
+              </w:rPr>
+              <w:t>X</w:t>
+            </w:r>
+          </w:p>
+        </w:tc>
+        <w:tc>
+          <w:tcPr>
+            <w:tcW w:w="1243" w:type="dxa"/>
+          </w:tcPr>
+          <w:p>
+            <w:pPr>
+              <w:jc w:val="center"/>
+              <w:rPr>
+                <w:sz w:val="18"/>
+                <w:szCs w:val="18"/>
+              </w:rPr>
+            </w:pPr>
+          </w:p>
+        </w:tc>
+        <w:tc>
+          <w:tcPr>
+            <w:tcW w:w="1202" w:type="dxa"/>
+          </w:tcPr>
+          <w:p>
+            <w:pPr>
+              <w:jc w:val="center"/>
+              <w:rPr>
+                <w:sz w:val="18"/>
+                <w:szCs w:val="18"/>
+              </w:rPr>
+            </w:pPr>
+          </w:p>
+        </w:tc>
+        <w:tc>
+          <w:tcPr>
+            <w:tcW w:w="1202" w:type="dxa"/>
+          </w:tcPr>
+          <w:p>
+            <w:pPr>
+              <w:jc w:val="center"/>
+              <w:rPr>
+                <w:sz w:val="18"/>
+                <w:szCs w:val="18"/>
+              </w:rPr>
+            </w:pPr>
+            <w:r>
+              <w:rPr>
+                <w:sz w:val="18"/>
+                <w:szCs w:val="18"/>
+              </w:rPr>
+              <w:t>Distancia Max hasta 100 m</w:t>
+            </w:r>
+          </w:p>
+        </w:tc>
+      </w:tr>
+      <w:tr>
+        <w:trPr>
+          <w:trHeight w:val="283"/>
+        </w:trPr>
+        <w:tc>
+          <w:tcPr>
+            <w:tcW w:w="1323" w:type="dxa"/>
+          </w:tcPr>
+          <w:p>
+            <w:pPr>
+              <w:jc w:val="center"/>
+              <w:rPr>
+                <w:sz w:val="18"/>
+                <w:szCs w:val="18"/>
+              </w:rPr>
+            </w:pPr>
+            <w:r>
+              <w:rPr>
+                <w:sz w:val="18"/>
+                <w:szCs w:val="18"/>
+              </w:rPr>
+              <w:t>LAN 2</w:t>
+            </w:r>
+          </w:p>
+        </w:tc>
+        <w:tc>
+          <w:tcPr>
+            <w:tcW w:w="1551" w:type="dxa"/>
+          </w:tcPr>
+          <w:p>
+            <w:pPr>
+              <w:jc w:val="center"/>
+              <w:rPr>
+                <w:sz w:val="18"/>
+                <w:szCs w:val="18"/>
+              </w:rPr>
+            </w:pPr>
+            <w:r>
+              <w:rPr>
+                <w:sz w:val="18"/>
+                <w:szCs w:val="18"/>
+              </w:rPr>
+              <w:t xml:space="preserve">&lt; </w:t>
+            </w:r>
+            <w:r>
+              <w:rPr>
+                <w:sz w:val="18"/>
+                <w:szCs w:val="18"/>
+              </w:rPr>
+              <w:t>100</w:t>
+            </w:r>
+          </w:p>
+        </w:tc>
+        <w:tc>
+          <w:tcPr>
+            <w:tcW w:w="1395" w:type="dxa"/>
+          </w:tcPr>
+          <w:p>
+            <w:pPr>
+              <w:jc w:val="center"/>
+              <w:rPr>
+                <w:sz w:val="18"/>
+                <w:szCs w:val="18"/>
+              </w:rPr>
+            </w:pPr>
+            <w:r>
+              <w:rPr>
+                <w:sz w:val="18"/>
+                <w:szCs w:val="18"/>
+              </w:rPr>
+              <w:t>UTP</w:t>
+            </w:r>
+          </w:p>
+        </w:tc>
+        <w:tc>
+          <w:tcPr>
+            <w:tcW w:w="1002" w:type="dxa"/>
+          </w:tcPr>
+          <w:p>
+            <w:pPr>
+              <w:jc w:val="center"/>
+              <w:rPr>
+                <w:sz w:val="18"/>
+                <w:szCs w:val="18"/>
+              </w:rPr>
+            </w:pPr>
+            <w:r>
+              <w:rPr>
+                <w:sz w:val="18"/>
+                <w:szCs w:val="18"/>
+              </w:rPr>
+              <w:t>X</w:t>
+            </w:r>
+          </w:p>
+        </w:tc>
+        <w:tc>
+          <w:tcPr>
+            <w:tcW w:w="918" w:type="dxa"/>
+          </w:tcPr>
+          <w:p>
+            <w:pPr>
+              <w:jc w:val="center"/>
+              <w:rPr>
+                <w:sz w:val="18"/>
+                <w:szCs w:val="18"/>
+              </w:rPr>
+            </w:pPr>
+            <w:r>
+              <w:rPr>
+                <w:sz w:val="18"/>
+                <w:szCs w:val="18"/>
+              </w:rPr>
+              <w:t>X</w:t>
+            </w:r>
+          </w:p>
+        </w:tc>
+        <w:tc>
+          <w:tcPr>
+            <w:tcW w:w="1243" w:type="dxa"/>
+          </w:tcPr>
+          <w:p>
+            <w:pPr>
+              <w:jc w:val="center"/>
+              <w:rPr>
+                <w:sz w:val="18"/>
+                <w:szCs w:val="18"/>
+              </w:rPr>
+            </w:pPr>
+          </w:p>
+        </w:tc>
+        <w:tc>
+          <w:tcPr>
+            <w:tcW w:w="1202" w:type="dxa"/>
+          </w:tcPr>
+          <w:p>
+            <w:pPr>
+              <w:jc w:val="center"/>
+              <w:rPr>
+                <w:sz w:val="18"/>
+                <w:szCs w:val="18"/>
+              </w:rPr>
+            </w:pPr>
+          </w:p>
+        </w:tc>
+        <w:tc>
+          <w:tcPr>
+            <w:tcW w:w="1202" w:type="dxa"/>
+          </w:tcPr>
+          <w:p>
+            <w:pPr>
+              <w:jc w:val="center"/>
+              <w:rPr>
+                <w:sz w:val="18"/>
+                <w:szCs w:val="18"/>
+              </w:rPr>
+            </w:pPr>
+            <w:r>
+              <w:rPr>
+                <w:sz w:val="18"/>
+                <w:szCs w:val="18"/>
+              </w:rPr>
+              <w:t>Distancia Max hasta 100 m</w:t>
+            </w:r>
+          </w:p>
+        </w:tc>
+      </w:tr>
+      <w:tr>
+        <w:trPr>
+          <w:trHeight w:val="283"/>
+        </w:trPr>
+        <w:tc>
+          <w:tcPr>
+            <w:tcW w:w="1323" w:type="dxa"/>
+          </w:tcPr>
+          <w:p>
+            <w:pPr>
+              <w:jc w:val="center"/>
+              <w:rPr>
+                <w:sz w:val="18"/>
+                <w:szCs w:val="18"/>
+              </w:rPr>
+            </w:pPr>
+            <w:r>
+              <w:rPr>
+                <w:sz w:val="18"/>
+                <w:szCs w:val="18"/>
+              </w:rPr>
+              <w:t>R1-R2</w:t>
+            </w:r>
+          </w:p>
+        </w:tc>
+        <w:tc>
+          <w:tcPr>
+            <w:tcW w:w="1551" w:type="dxa"/>
+          </w:tcPr>
+          <w:p>
+            <w:pPr>
+              <w:jc w:val="center"/>
+              <w:rPr>
+                <w:sz w:val="18"/>
+                <w:szCs w:val="18"/>
+              </w:rPr>
+            </w:pPr>
+            <w:r>
+              <w:rPr>
+                <w:sz w:val="18"/>
+                <w:szCs w:val="18"/>
+              </w:rPr>
+              <w:t>50</w:t>
+            </w:r>
+          </w:p>
+        </w:tc>
+        <w:tc>
+          <w:tcPr>
+            <w:tcW w:w="1395" w:type="dxa"/>
+          </w:tcPr>
+          <w:p>
+            <w:pPr>
+              <w:jc w:val="center"/>
+              <w:rPr>
+                <w:sz w:val="18"/>
+                <w:szCs w:val="18"/>
+              </w:rPr>
+            </w:pPr>
+            <w:r>
+              <w:rPr>
+                <w:sz w:val="18"/>
+                <w:szCs w:val="18"/>
+              </w:rPr>
+              <w:t>UTP</w:t>
+            </w:r>
+          </w:p>
+        </w:tc>
+        <w:tc>
+          <w:tcPr>
+            <w:tcW w:w="1002" w:type="dxa"/>
+          </w:tcPr>
+          <w:p>
+            <w:pPr>
+              <w:jc w:val="center"/>
+              <w:rPr>
+                <w:sz w:val="18"/>
+                <w:szCs w:val="18"/>
+              </w:rPr>
+            </w:pPr>
+            <w:r>
+              <w:rPr>
+                <w:sz w:val="18"/>
+                <w:szCs w:val="18"/>
+              </w:rPr>
+              <w:t>X</w:t>
+            </w:r>
+          </w:p>
+        </w:tc>
+        <w:tc>
+          <w:tcPr>
+            <w:tcW w:w="918" w:type="dxa"/>
+          </w:tcPr>
+          <w:p>
+            <w:pPr>
+              <w:jc w:val="center"/>
+              <w:rPr>
+                <w:sz w:val="18"/>
+                <w:szCs w:val="18"/>
+              </w:rPr>
+            </w:pPr>
+          </w:p>
+        </w:tc>
+        <w:tc>
+          <w:tcPr>
+            <w:tcW w:w="1243" w:type="dxa"/>
+          </w:tcPr>
+          <w:p>
+            <w:pPr>
+              <w:jc w:val="center"/>
+              <w:rPr>
+                <w:sz w:val="18"/>
+                <w:szCs w:val="18"/>
+              </w:rPr>
+            </w:pPr>
+          </w:p>
+        </w:tc>
+        <w:tc>
+          <w:tcPr>
+            <w:tcW w:w="1202" w:type="dxa"/>
+          </w:tcPr>
+          <w:p>
+            <w:pPr>
+              <w:jc w:val="center"/>
+              <w:rPr>
+                <w:sz w:val="18"/>
+                <w:szCs w:val="18"/>
+              </w:rPr>
+            </w:pPr>
+          </w:p>
+        </w:tc>
+        <w:tc>
+          <w:tcPr>
+            <w:tcW w:w="1202" w:type="dxa"/>
+          </w:tcPr>
+          <w:p>
+            <w:pPr>
+              <w:jc w:val="center"/>
+              <w:rPr>
+                <w:sz w:val="18"/>
+                <w:szCs w:val="18"/>
+              </w:rPr>
+            </w:pPr>
+            <w:r>
+              <w:rPr>
+                <w:sz w:val="18"/>
+                <w:szCs w:val="18"/>
+              </w:rPr>
+              <w:t>Distancia Max hasta 100 m</w:t>
+            </w:r>
+          </w:p>
+        </w:tc>
+      </w:tr>
+      <w:tr>
+        <w:trPr>
+          <w:trHeight w:val="283"/>
+        </w:trPr>
+        <w:tc>
+          <w:tcPr>
+            <w:tcW w:w="1323" w:type="dxa"/>
+          </w:tcPr>
+          <w:p>
+            <w:pPr>
+              <w:jc w:val="center"/>
+              <w:rPr>
+                <w:sz w:val="18"/>
+                <w:szCs w:val="18"/>
+              </w:rPr>
+            </w:pPr>
+            <w:r>
+              <w:rPr>
+                <w:sz w:val="18"/>
+                <w:szCs w:val="18"/>
+              </w:rPr>
+              <w:t>R1-R</w:t>
+            </w:r>
+            <w:r>
+              <w:rPr>
+                <w:sz w:val="18"/>
+                <w:szCs w:val="18"/>
+              </w:rPr>
+              <w:t>3</w:t>
+            </w:r>
+          </w:p>
+        </w:tc>
+        <w:tc>
+          <w:tcPr>
+            <w:tcW w:w="1551" w:type="dxa"/>
+          </w:tcPr>
+          <w:p>
+            <w:pPr>
+              <w:jc w:val="center"/>
+              <w:rPr>
+                <w:sz w:val="18"/>
+                <w:szCs w:val="18"/>
+              </w:rPr>
+            </w:pPr>
+            <w:r>
+              <w:rPr>
+                <w:sz w:val="18"/>
+                <w:szCs w:val="18"/>
+              </w:rPr>
+              <w:t>3000</w:t>
+            </w:r>
+          </w:p>
+        </w:tc>
+        <w:tc>
+          <w:tcPr>
+            <w:tcW w:w="1395" w:type="dxa"/>
+          </w:tcPr>
+          <w:p>
+            <w:pPr>
+              <w:jc w:val="center"/>
+              <w:rPr>
+                <w:sz w:val="18"/>
+                <w:szCs w:val="18"/>
+              </w:rPr>
+            </w:pPr>
+            <w:r>
+              <w:rPr>
+                <w:sz w:val="18"/>
+                <w:szCs w:val="18"/>
+              </w:rPr>
+              <w:t xml:space="preserve">Fibra </w:t>
+            </w:r>
+            <w:r>
+              <w:rPr>
+                <w:sz w:val="18"/>
+                <w:szCs w:val="18"/>
+              </w:rPr>
+              <w:t>óptica</w:t>
+            </w:r>
+          </w:p>
+        </w:tc>
+        <w:tc>
+          <w:tcPr>
+            <w:tcW w:w="1002" w:type="dxa"/>
+          </w:tcPr>
+          <w:p>
+            <w:pPr>
+              <w:jc w:val="center"/>
+              <w:rPr>
+                <w:sz w:val="18"/>
+                <w:szCs w:val="18"/>
+              </w:rPr>
+            </w:pPr>
+          </w:p>
+        </w:tc>
+        <w:tc>
+          <w:tcPr>
+            <w:tcW w:w="918" w:type="dxa"/>
+          </w:tcPr>
+          <w:p>
+            <w:pPr>
+              <w:jc w:val="center"/>
+              <w:rPr>
+                <w:sz w:val="18"/>
+                <w:szCs w:val="18"/>
+              </w:rPr>
+            </w:pPr>
+          </w:p>
+        </w:tc>
+        <w:tc>
+          <w:tcPr>
+            <w:tcW w:w="1243" w:type="dxa"/>
+          </w:tcPr>
+          <w:p>
+            <w:pPr>
+              <w:jc w:val="center"/>
+              <w:rPr>
+                <w:sz w:val="18"/>
+                <w:szCs w:val="18"/>
+              </w:rPr>
+            </w:pPr>
+            <w:r>
+              <w:rPr>
+                <w:sz w:val="18"/>
+                <w:szCs w:val="18"/>
+              </w:rPr>
+              <w:t>X</w:t>
+            </w:r>
+          </w:p>
+        </w:tc>
+        <w:tc>
+          <w:tcPr>
+            <w:tcW w:w="1202" w:type="dxa"/>
+          </w:tcPr>
+          <w:p>
+            <w:pPr>
+              <w:jc w:val="center"/>
+              <w:rPr>
+                <w:sz w:val="18"/>
+                <w:szCs w:val="18"/>
+              </w:rPr>
+            </w:pPr>
+          </w:p>
+        </w:tc>
+        <w:tc>
+          <w:tcPr>
+            <w:tcW w:w="1202" w:type="dxa"/>
+          </w:tcPr>
+          <w:p>
+            <w:pPr>
+              <w:jc w:val="center"/>
+              <w:rPr>
+                <w:sz w:val="18"/>
+                <w:szCs w:val="18"/>
+              </w:rPr>
+            </w:pPr>
+            <w:r>
+              <w:rPr>
+                <w:sz w:val="18"/>
+                <w:szCs w:val="18"/>
+              </w:rPr>
+              <w:t xml:space="preserve">Distancia Max hasta </w:t>
+            </w:r>
+            <w:r>
+              <w:rPr>
+                <w:sz w:val="18"/>
+                <w:szCs w:val="18"/>
+              </w:rPr>
+              <w:t>10</w:t>
+            </w:r>
+            <w:r>
+              <w:rPr>
+                <w:sz w:val="18"/>
+                <w:szCs w:val="18"/>
+              </w:rPr>
+              <w:t xml:space="preserve"> </w:t>
+            </w:r>
+            <w:r>
+              <w:rPr>
+                <w:sz w:val="18"/>
+                <w:szCs w:val="18"/>
+              </w:rPr>
+              <w:t>k</w:t>
+            </w:r>
+            <w:r>
+              <w:rPr>
+                <w:sz w:val="18"/>
+                <w:szCs w:val="18"/>
+              </w:rPr>
+              <w:t>m para la fibra 10</w:t>
+            </w:r>
+            <w:r>
+              <w:rPr>
+                <w:sz w:val="18"/>
+                <w:szCs w:val="18"/>
+              </w:rPr>
+              <w:t>G</w:t>
+            </w:r>
+            <w:r>
+              <w:rPr>
+                <w:sz w:val="18"/>
+                <w:szCs w:val="18"/>
+              </w:rPr>
+              <w:t xml:space="preserve"> BASE-L</w:t>
+            </w:r>
+            <w:r>
+              <w:rPr>
+                <w:sz w:val="18"/>
+                <w:szCs w:val="18"/>
+              </w:rPr>
+              <w:t>R</w:t>
+            </w:r>
+          </w:p>
+        </w:tc>
+      </w:tr>
+      <w:tr>
+        <w:trPr>
+          <w:trHeight w:val="283"/>
+        </w:trPr>
+        <w:tc>
+          <w:tcPr>
+            <w:tcW w:w="1323" w:type="dxa"/>
+          </w:tcPr>
+          <w:p>
+            <w:pPr>
+              <w:jc w:val="center"/>
+              <w:rPr>
+                <w:sz w:val="18"/>
+                <w:szCs w:val="18"/>
+              </w:rPr>
+            </w:pPr>
+            <w:r>
+              <w:rPr>
+                <w:sz w:val="18"/>
+                <w:szCs w:val="18"/>
+              </w:rPr>
+              <w:t>R</w:t>
+            </w:r>
+            <w:r>
+              <w:rPr>
+                <w:sz w:val="18"/>
+                <w:szCs w:val="18"/>
+              </w:rPr>
+              <w:t>3</w:t>
+            </w:r>
+            <w:r>
+              <w:rPr>
+                <w:sz w:val="18"/>
+                <w:szCs w:val="18"/>
+              </w:rPr>
+              <w:t>-R</w:t>
+            </w:r>
+            <w:r>
+              <w:rPr>
+                <w:sz w:val="18"/>
+                <w:szCs w:val="18"/>
+              </w:rPr>
+              <w:t>4</w:t>
+            </w:r>
+          </w:p>
+        </w:tc>
+        <w:tc>
+          <w:tcPr>
+            <w:tcW w:w="1551" w:type="dxa"/>
+          </w:tcPr>
+          <w:p>
+            <w:pPr>
+              <w:jc w:val="center"/>
+              <w:rPr>
+                <w:sz w:val="18"/>
+                <w:szCs w:val="18"/>
+              </w:rPr>
+            </w:pPr>
+            <w:r>
+              <w:rPr>
+                <w:sz w:val="18"/>
+                <w:szCs w:val="18"/>
+              </w:rPr>
+              <w:t>250</w:t>
+            </w:r>
+          </w:p>
+        </w:tc>
+        <w:tc>
+          <w:tcPr>
+            <w:tcW w:w="1395" w:type="dxa"/>
+          </w:tcPr>
+          <w:p>
+            <w:pPr>
+              <w:jc w:val="center"/>
+              <w:rPr>
+                <w:sz w:val="18"/>
+                <w:szCs w:val="18"/>
+              </w:rPr>
+            </w:pPr>
+            <w:r>
+              <w:rPr>
+                <w:sz w:val="18"/>
+                <w:szCs w:val="18"/>
+              </w:rPr>
+              <w:t xml:space="preserve">Fibra </w:t>
+            </w:r>
+            <w:r>
+              <w:rPr>
+                <w:sz w:val="18"/>
+                <w:szCs w:val="18"/>
+              </w:rPr>
+              <w:t>óptica</w:t>
+            </w:r>
+          </w:p>
+        </w:tc>
+        <w:tc>
+          <w:tcPr>
+            <w:tcW w:w="1002" w:type="dxa"/>
+          </w:tcPr>
+          <w:p>
+            <w:pPr>
+              <w:jc w:val="center"/>
+              <w:rPr>
+                <w:sz w:val="18"/>
+                <w:szCs w:val="18"/>
+              </w:rPr>
+            </w:pPr>
+          </w:p>
+        </w:tc>
+        <w:tc>
+          <w:tcPr>
+            <w:tcW w:w="918" w:type="dxa"/>
+          </w:tcPr>
+          <w:p>
+            <w:pPr>
+              <w:jc w:val="center"/>
+              <w:rPr>
+                <w:sz w:val="18"/>
+                <w:szCs w:val="18"/>
+              </w:rPr>
+            </w:pPr>
+          </w:p>
+        </w:tc>
+        <w:tc>
+          <w:tcPr>
+            <w:tcW w:w="1243" w:type="dxa"/>
+          </w:tcPr>
+          <w:p>
+            <w:pPr>
+              <w:jc w:val="center"/>
+              <w:rPr>
+                <w:sz w:val="18"/>
+                <w:szCs w:val="18"/>
+              </w:rPr>
+            </w:pPr>
+          </w:p>
+        </w:tc>
+        <w:tc>
+          <w:tcPr>
+            <w:tcW w:w="1202" w:type="dxa"/>
+          </w:tcPr>
+          <w:p>
+            <w:pPr>
+              <w:jc w:val="center"/>
+              <w:rPr>
+                <w:sz w:val="18"/>
+                <w:szCs w:val="18"/>
+              </w:rPr>
+            </w:pPr>
+            <w:r>
+              <w:rPr>
+                <w:sz w:val="18"/>
+                <w:szCs w:val="18"/>
+              </w:rPr>
+              <w:t>X</w:t>
+            </w:r>
+          </w:p>
+        </w:tc>
+        <w:tc>
+          <w:tcPr>
+            <w:tcW w:w="1202" w:type="dxa"/>
+          </w:tcPr>
+          <w:p>
+            <w:pPr>
+              <w:jc w:val="center"/>
+              <w:rPr>
+                <w:sz w:val="18"/>
+                <w:szCs w:val="18"/>
+              </w:rPr>
+            </w:pPr>
+            <w:r>
+              <w:rPr>
+                <w:sz w:val="18"/>
+                <w:szCs w:val="18"/>
+              </w:rPr>
+              <w:t xml:space="preserve">Distancia Max hasta </w:t>
+            </w:r>
+            <w:r>
+              <w:rPr>
+                <w:sz w:val="18"/>
+                <w:szCs w:val="18"/>
+              </w:rPr>
+              <w:t>550</w:t>
+            </w:r>
+            <w:r>
+              <w:rPr>
+                <w:sz w:val="18"/>
+                <w:szCs w:val="18"/>
+              </w:rPr>
+              <w:t xml:space="preserve"> m</w:t>
+            </w:r>
+            <w:r>
+              <w:rPr>
+                <w:sz w:val="18"/>
+                <w:szCs w:val="18"/>
+              </w:rPr>
+              <w:t xml:space="preserve"> para la fibra 1000 BASE-LX</w:t>
+            </w:r>
+          </w:p>
+        </w:tc>
+      </w:tr>
+    </w:tbl>
+    <w:p>
+      <w:pPr>
+        <w:jc w:val="both"/>
+        <w:rPr>
+          <w:b/>
+          <w:bCs/>
+        </w:rPr>
+      </w:pPr>
     </w:p>
     <w:sectPr>
       <w:pgSz w:w="12240" w:h="15840"/>
@@ -96,6 +2152,243 @@
     </w:sectPr>
   </w:body>
 </w:document>
+</file>
+
+<file path=word/numbering.xml><?xml version="1.0" encoding="utf-8"?>
+<w:numbering xmlns:wpc="http://schemas.microsoft.com/office/word/2010/wordprocessingCanvas" xmlns:cx="http://schemas.microsoft.com/office/drawing/2014/chartex" xmlns:cx1="http://schemas.microsoft.com/office/drawing/2015/9/8/chartex" xmlns:cx2="http://schemas.microsoft.com/office/drawing/2015/10/21/chartex" xmlns:cx3="http://schemas.microsoft.com/office/drawing/2016/5/9/chartex" xmlns:cx4="http://schemas.microsoft.com/office/drawing/2016/5/10/chartex" xmlns:cx5="http://schemas.microsoft.com/office/drawing/2016/5/11/chartex" xmlns:cx6="http://schemas.microsoft.com/office/drawing/2016/5/12/chartex" xmlns:cx7="http://schemas.microsoft.com/office/drawing/2016/5/13/chartex" xmlns:cx8="http://schemas.microsoft.com/office/drawing/2016/5/14/chartex" xmlns:mc="http://schemas.openxmlformats.org/markup-compatibility/2006" xmlns:aink="http://schemas.microsoft.com/office/drawing/2016/ink" xmlns:am3d="http://schemas.microsoft.com/office/drawing/2017/model3d" xmlns:o="urn:schemas-microsoft-com:office:office" xmlns:oel="http://schemas.microsoft.com/office/2019/extlst" xmlns:r="http://schemas.openxmlformats.org/officeDocument/2006/relationships" xmlns:m="http://schemas.openxmlformats.org/officeDocument/2006/math" xmlns:v="urn:schemas-microsoft-com:vml" xmlns:wp14="http://schemas.microsoft.com/office/word/2010/wordprocessingDrawing" xmlns:wp="http://schemas.openxmlformats.org/drawingml/2006/wordprocessingDrawing" xmlns:w10="urn:schemas-microsoft-com:office:word" xmlns:w="http://schemas.openxmlformats.org/wordprocessingml/2006/main" xmlns:w14="http://schemas.microsoft.com/office/word/2010/wordml" xmlns:w15="http://schemas.microsoft.com/office/word/2012/wordml" xmlns:w16cex="http://schemas.microsoft.com/office/word/2018/wordml/cex" xmlns:w16cid="http://schemas.microsoft.com/office/word/2016/wordml/cid" xmlns:w16="http://schemas.microsoft.com/office/word/2018/wordml" xmlns:w16du="http://schemas.microsoft.com/office/word/2023/wordml/word16du" xmlns:w16sdtdh="http://schemas.microsoft.com/office/word/2020/wordml/sdtdatahash" xmlns:w16sdtfl="http://schemas.microsoft.com/office/word/2024/wordml/sdtformatlock" xmlns:w16se="http://schemas.microsoft.com/office/word/2015/wordml/symex" xmlns:wpg="http://schemas.microsoft.com/office/word/2010/wordprocessingGroup" xmlns:wpi="http://schemas.microsoft.com/office/word/2010/wordprocessingInk" xmlns:wne="http://schemas.microsoft.com/office/word/2006/wordml" xmlns:wps="http://schemas.microsoft.com/office/word/2010/wordprocessingShape" mc:Ignorable="w14 w15 w16se w16cid w16 w16cex w16sdtdh w16sdtfl w16du wp14">
+  <w:abstractNum w:abstractNumId="0" w15:restartNumberingAfterBreak="0">
+    <w:nsid w:val="448A14FB"/>
+    <w:multiLevelType w:val="hybridMultilevel"/>
+    <w:tmpl w:val="2C646C4A"/>
+    <w:lvl w:ilvl="0" w:tplc="240A0001">
+      <w:start w:val="1"/>
+      <w:numFmt w:val="bullet"/>
+      <w:lvlText w:val=""/>
+      <w:lvlJc w:val="left"/>
+      <w:pPr>
+        <w:ind w:left="720" w:hanging="360"/>
+      </w:pPr>
+      <w:rPr>
+        <w:rFonts w:ascii="Symbol" w:hAnsi="Symbol" w:hint="default"/>
+      </w:rPr>
+    </w:lvl>
+    <w:lvl w:ilvl="1" w:tplc="240A0003" w:tentative="1">
+      <w:start w:val="1"/>
+      <w:numFmt w:val="bullet"/>
+      <w:lvlText w:val="o"/>
+      <w:lvlJc w:val="left"/>
+      <w:pPr>
+        <w:ind w:left="1440" w:hanging="360"/>
+      </w:pPr>
+      <w:rPr>
+        <w:rFonts w:ascii="Courier New" w:hAnsi="Courier New" w:cs="Courier New" w:hint="default"/>
+      </w:rPr>
+    </w:lvl>
+    <w:lvl w:ilvl="2" w:tplc="240A0005" w:tentative="1">
+      <w:start w:val="1"/>
+      <w:numFmt w:val="bullet"/>
+      <w:lvlText w:val=""/>
+      <w:lvlJc w:val="left"/>
+      <w:pPr>
+        <w:ind w:left="2160" w:hanging="360"/>
+      </w:pPr>
+      <w:rPr>
+        <w:rFonts w:ascii="Wingdings" w:hAnsi="Wingdings" w:hint="default"/>
+      </w:rPr>
+    </w:lvl>
+    <w:lvl w:ilvl="3" w:tplc="240A0001" w:tentative="1">
+      <w:start w:val="1"/>
+      <w:numFmt w:val="bullet"/>
+      <w:lvlText w:val=""/>
+      <w:lvlJc w:val="left"/>
+      <w:pPr>
+        <w:ind w:left="2880" w:hanging="360"/>
+      </w:pPr>
+      <w:rPr>
+        <w:rFonts w:ascii="Symbol" w:hAnsi="Symbol" w:hint="default"/>
+      </w:rPr>
+    </w:lvl>
+    <w:lvl w:ilvl="4" w:tplc="240A0003" w:tentative="1">
+      <w:start w:val="1"/>
+      <w:numFmt w:val="bullet"/>
+      <w:lvlText w:val="o"/>
+      <w:lvlJc w:val="left"/>
+      <w:pPr>
+        <w:ind w:left="3600" w:hanging="360"/>
+      </w:pPr>
+      <w:rPr>
+        <w:rFonts w:ascii="Courier New" w:hAnsi="Courier New" w:cs="Courier New" w:hint="default"/>
+      </w:rPr>
+    </w:lvl>
+    <w:lvl w:ilvl="5" w:tplc="240A0005" w:tentative="1">
+      <w:start w:val="1"/>
+      <w:numFmt w:val="bullet"/>
+      <w:lvlText w:val=""/>
+      <w:lvlJc w:val="left"/>
+      <w:pPr>
+        <w:ind w:left="4320" w:hanging="360"/>
+      </w:pPr>
+      <w:rPr>
+        <w:rFonts w:ascii="Wingdings" w:hAnsi="Wingdings" w:hint="default"/>
+      </w:rPr>
+    </w:lvl>
+    <w:lvl w:ilvl="6" w:tplc="240A0001" w:tentative="1">
+      <w:start w:val="1"/>
+      <w:numFmt w:val="bullet"/>
+      <w:lvlText w:val=""/>
+      <w:lvlJc w:val="left"/>
+      <w:pPr>
+        <w:ind w:left="5040" w:hanging="360"/>
+      </w:pPr>
+      <w:rPr>
+        <w:rFonts w:ascii="Symbol" w:hAnsi="Symbol" w:hint="default"/>
+      </w:rPr>
+    </w:lvl>
+    <w:lvl w:ilvl="7" w:tplc="240A0003" w:tentative="1">
+      <w:start w:val="1"/>
+      <w:numFmt w:val="bullet"/>
+      <w:lvlText w:val="o"/>
+      <w:lvlJc w:val="left"/>
+      <w:pPr>
+        <w:ind w:left="5760" w:hanging="360"/>
+      </w:pPr>
+      <w:rPr>
+        <w:rFonts w:ascii="Courier New" w:hAnsi="Courier New" w:cs="Courier New" w:hint="default"/>
+      </w:rPr>
+    </w:lvl>
+    <w:lvl w:ilvl="8" w:tplc="240A0005" w:tentative="1">
+      <w:start w:val="1"/>
+      <w:numFmt w:val="bullet"/>
+      <w:lvlText w:val=""/>
+      <w:lvlJc w:val="left"/>
+      <w:pPr>
+        <w:ind w:left="6480" w:hanging="360"/>
+      </w:pPr>
+      <w:rPr>
+        <w:rFonts w:ascii="Wingdings" w:hAnsi="Wingdings" w:hint="default"/>
+      </w:rPr>
+    </w:lvl>
+  </w:abstractNum>
+  <w:abstractNum w:abstractNumId="1" w15:restartNumberingAfterBreak="0">
+    <w:nsid w:val="4DC71F62"/>
+    <w:multiLevelType w:val="hybridMultilevel"/>
+    <w:tmpl w:val="F690BE28"/>
+    <w:lvl w:ilvl="0" w:tplc="240A0001">
+      <w:start w:val="1"/>
+      <w:numFmt w:val="bullet"/>
+      <w:lvlText w:val=""/>
+      <w:lvlJc w:val="left"/>
+      <w:pPr>
+        <w:ind w:left="720" w:hanging="360"/>
+      </w:pPr>
+      <w:rPr>
+        <w:rFonts w:ascii="Symbol" w:hAnsi="Symbol" w:hint="default"/>
+      </w:rPr>
+    </w:lvl>
+    <w:lvl w:ilvl="1" w:tplc="240A0003" w:tentative="1">
+      <w:start w:val="1"/>
+      <w:numFmt w:val="bullet"/>
+      <w:lvlText w:val="o"/>
+      <w:lvlJc w:val="left"/>
+      <w:pPr>
+        <w:ind w:left="1440" w:hanging="360"/>
+      </w:pPr>
+      <w:rPr>
+        <w:rFonts w:ascii="Courier New" w:hAnsi="Courier New" w:cs="Courier New" w:hint="default"/>
+      </w:rPr>
+    </w:lvl>
+    <w:lvl w:ilvl="2" w:tplc="240A0005" w:tentative="1">
+      <w:start w:val="1"/>
+      <w:numFmt w:val="bullet"/>
+      <w:lvlText w:val=""/>
+      <w:lvlJc w:val="left"/>
+      <w:pPr>
+        <w:ind w:left="2160" w:hanging="360"/>
+      </w:pPr>
+      <w:rPr>
+        <w:rFonts w:ascii="Wingdings" w:hAnsi="Wingdings" w:hint="default"/>
+      </w:rPr>
+    </w:lvl>
+    <w:lvl w:ilvl="3" w:tplc="240A0001" w:tentative="1">
+      <w:start w:val="1"/>
+      <w:numFmt w:val="bullet"/>
+      <w:lvlText w:val=""/>
+      <w:lvlJc w:val="left"/>
+      <w:pPr>
+        <w:ind w:left="2880" w:hanging="360"/>
+      </w:pPr>
+      <w:rPr>
+        <w:rFonts w:ascii="Symbol" w:hAnsi="Symbol" w:hint="default"/>
+      </w:rPr>
+    </w:lvl>
+    <w:lvl w:ilvl="4" w:tplc="240A0003" w:tentative="1">
+      <w:start w:val="1"/>
+      <w:numFmt w:val="bullet"/>
+      <w:lvlText w:val="o"/>
+      <w:lvlJc w:val="left"/>
+      <w:pPr>
+        <w:ind w:left="3600" w:hanging="360"/>
+      </w:pPr>
+      <w:rPr>
+        <w:rFonts w:ascii="Courier New" w:hAnsi="Courier New" w:cs="Courier New" w:hint="default"/>
+      </w:rPr>
+    </w:lvl>
+    <w:lvl w:ilvl="5" w:tplc="240A0005" w:tentative="1">
+      <w:start w:val="1"/>
+      <w:numFmt w:val="bullet"/>
+      <w:lvlText w:val=""/>
+      <w:lvlJc w:val="left"/>
+      <w:pPr>
+        <w:ind w:left="4320" w:hanging="360"/>
+      </w:pPr>
+      <w:rPr>
+        <w:rFonts w:ascii="Wingdings" w:hAnsi="Wingdings" w:hint="default"/>
+      </w:rPr>
+    </w:lvl>
+    <w:lvl w:ilvl="6" w:tplc="240A0001" w:tentative="1">
+      <w:start w:val="1"/>
+      <w:numFmt w:val="bullet"/>
+      <w:lvlText w:val=""/>
+      <w:lvlJc w:val="left"/>
+      <w:pPr>
+        <w:ind w:left="5040" w:hanging="360"/>
+      </w:pPr>
+      <w:rPr>
+        <w:rFonts w:ascii="Symbol" w:hAnsi="Symbol" w:hint="default"/>
+      </w:rPr>
+    </w:lvl>
+    <w:lvl w:ilvl="7" w:tplc="240A0003" w:tentative="1">
+      <w:start w:val="1"/>
+      <w:numFmt w:val="bullet"/>
+      <w:lvlText w:val="o"/>
+      <w:lvlJc w:val="left"/>
+      <w:pPr>
+        <w:ind w:left="5760" w:hanging="360"/>
+      </w:pPr>
+      <w:rPr>
+        <w:rFonts w:ascii="Courier New" w:hAnsi="Courier New" w:cs="Courier New" w:hint="default"/>
+      </w:rPr>
+    </w:lvl>
+    <w:lvl w:ilvl="8" w:tplc="240A0005" w:tentative="1">
+      <w:start w:val="1"/>
+      <w:numFmt w:val="bullet"/>
+      <w:lvlText w:val=""/>
+      <w:lvlJc w:val="left"/>
+      <w:pPr>
+        <w:ind w:left="6480" w:hanging="360"/>
+      </w:pPr>
+      <w:rPr>
+        <w:rFonts w:ascii="Wingdings" w:hAnsi="Wingdings" w:hint="default"/>
+      </w:rPr>
+    </w:lvl>
+  </w:abstractNum>
+  <w:num w:numId="1" w16cid:durableId="1095319911">
+    <w:abstractNumId w:val="1"/>
+  </w:num>
+  <w:num w:numId="2" w16cid:durableId="286283806">
+    <w:abstractNumId w:val="0"/>
+  </w:num>
+</w:numbering>
 </file>
 
 <file path=word/styles.xml><?xml version="1.0" encoding="utf-8"?>
@@ -1015,6 +3308,25 @@
       <w:spacing w:val="5"/>
     </w:rPr>
   </w:style>
+  <w:style w:type="table" w:styleId="Tablaconcuadrcula">
+    <w:name w:val="Table Grid"/>
+    <w:basedOn w:val="Tablanormal"/>
+    <w:uiPriority w:val="39"/>
+    <w:rsid w:val="00D221E4"/>
+    <w:pPr>
+      <w:spacing w:after="0" w:line="240" w:lineRule="auto"/>
+    </w:pPr>
+    <w:tblPr>
+      <w:tblBorders>
+        <w:top w:val="single" w:sz="4" w:space="0" w:color="auto"/>
+        <w:left w:val="single" w:sz="4" w:space="0" w:color="auto"/>
+        <w:bottom w:val="single" w:sz="4" w:space="0" w:color="auto"/>
+        <w:right w:val="single" w:sz="4" w:space="0" w:color="auto"/>
+        <w:insideH w:val="single" w:sz="4" w:space="0" w:color="auto"/>
+        <w:insideV w:val="single" w:sz="4" w:space="0" w:color="auto"/>
+      </w:tblBorders>
+    </w:tblPr>
+  </w:style>
 </w:styles>
 </file>
 
